--- a/EXPORTS/DOCX/published/niveau3/Dutch/RMO.docx
+++ b/EXPORTS/DOCX/published/niveau3/Dutch/RMO.docx
@@ -765,35 +765,7 @@
           <w:color w:val="000000"/>
           <w:sz w:val="24"/>
         </w:rPr>
-        <w:t>museum, haar gesc</w:t>
-      </w:r>
-      <w:r>
-        <w:rPr>
-          <w:u w:val="single" w:color="0000ff"/>
-          <w:rFonts w:ascii="Charis SIL Regular" w:hAnsi="Charis SIL Regular" w:eastAsia="Charis SIL Regular"/>
-          <w:b w:val="0"/>
-          <w:i w:val="0"/>
-          <w:color w:val="000000"/>
-          <w:sz w:val="24"/>
-        </w:rPr>
-        <w:hyperlink r:id="rId10" w:history="1">
-          <w:r>
-            <w:rPr>
-              <w:rStyle w:val="Hyperlink"/>
-            </w:rPr>
-            <w:t>hiedenis en de</w:t>
-          </w:r>
-        </w:hyperlink>
-      </w:r>
-      <w:r>
-        <w:rPr>
-          <w:rFonts w:ascii="Charis SIL Regular" w:hAnsi="Charis SIL Regular" w:eastAsia="Charis SIL Regular"/>
-          <w:b w:val="0"/>
-          <w:i w:val="0"/>
-          <w:color w:val="000000"/>
-          <w:sz w:val="24"/>
-        </w:rPr>
-        <w:t xml:space="preserve"> collectie. Ook is het </w:t>
+        <w:t xml:space="preserve">museum, haar geschiedenis en de collectie. Ook is het </w:t>
       </w:r>
       <w:r>
         <w:rPr>
@@ -1968,33 +1940,6 @@
           <w:color w:val="0000FF"/>
           <w:sz w:val="24"/>
         </w:rPr>
-        <w:t>t</w:t>
-      </w:r>
-      <w:r>
-        <w:rPr>
-          <w:rFonts w:ascii="Charis SIL Regular" w:hAnsi="Charis SIL Regular" w:eastAsia="Charis SIL Regular"/>
-          <w:b w:val="0"/>
-          <w:i w:val="0"/>
-          <w:color w:val="0000FF"/>
-          <w:sz w:val="24"/>
-        </w:rPr>
-        <w:hyperlink r:id="rId13" w:history="1">
-          <w:r>
-            <w:rPr>
-              <w:rStyle w:val="Hyperlink"/>
-            </w:rPr>
-            <w:t>ion_type&amp;fil</w:t>
-          </w:r>
-        </w:hyperlink>
-      </w:r>
-      <w:r>
-        <w:rPr>
-          <w:rFonts w:ascii="Charis SIL Regular" w:hAnsi="Charis SIL Regular" w:eastAsia="Charis SIL Regular"/>
-          <w:b w:val="0"/>
-          <w:i w:val="0"/>
-          <w:color w:val="0000FF"/>
-          <w:sz w:val="24"/>
-        </w:rPr>
         <w:hyperlink r:id="rId13" w:history="1">
           <w:r>
             <w:rPr>
@@ -2017,9 +1962,36 @@
             <w:rPr>
               <w:rStyle w:val="Hyperlink"/>
             </w:rPr>
-            <w:t>ers%5B0%5D%5Bvalues%5D%5B0</w:t>
+            <w:t>ion_type&amp;filt</w:t>
           </w:r>
         </w:hyperlink>
+      </w:r>
+      <w:r>
+        <w:rPr>
+          <w:rFonts w:ascii="Charis SIL Regular" w:hAnsi="Charis SIL Regular" w:eastAsia="Charis SIL Regular"/>
+          <w:b w:val="0"/>
+          <w:i w:val="0"/>
+          <w:color w:val="0000FF"/>
+          <w:sz w:val="24"/>
+        </w:rPr>
+        <w:hyperlink r:id="rId13" w:history="1">
+          <w:r>
+            <w:rPr>
+              <w:rStyle w:val="Hyperlink"/>
+            </w:rPr>
+            <w:t>ers%5B0%5D%5Bvalues%5D%5B</w:t>
+          </w:r>
+        </w:hyperlink>
+      </w:r>
+      <w:r>
+        <w:rPr>
+          <w:rFonts w:ascii="Charis SIL Regular" w:hAnsi="Charis SIL Regular" w:eastAsia="Charis SIL Regular"/>
+          <w:b w:val="0"/>
+          <w:i w:val="0"/>
+          <w:color w:val="0000FF"/>
+          <w:sz w:val="24"/>
+        </w:rPr>
+        <w:t>0</w:t>
       </w:r>
     </w:p>
     <w:p>
@@ -2520,7 +2492,7 @@
             <w:rPr>
               <w:rStyle w:val="Hyperlink"/>
             </w:rPr>
-            <w:t>filter</w:t>
+            <w:t>filters</w:t>
           </w:r>
         </w:hyperlink>
       </w:r>
@@ -2537,34 +2509,7 @@
             <w:rPr>
               <w:rStyle w:val="Hyperlink"/>
             </w:rPr>
-            <w:t>s</w:t>
-          </w:r>
-        </w:hyperlink>
-      </w:r>
-      <w:r>
-        <w:rPr>
-          <w:rFonts w:ascii="Charis SIL Regular" w:hAnsi="Charis SIL Regular" w:eastAsia="Charis SIL Regular"/>
-          <w:b w:val="0"/>
-          <w:i w:val="0"/>
-          <w:color w:val="0000FF"/>
-          <w:sz w:val="24"/>
-        </w:rPr>
-        <w:t>%</w:t>
-      </w:r>
-      <w:r>
-        <w:rPr>
-          <w:rFonts w:ascii="Charis SIL Regular" w:hAnsi="Charis SIL Regular" w:eastAsia="Charis SIL Regular"/>
-          <w:b w:val="0"/>
-          <w:i w:val="0"/>
-          <w:color w:val="0000FF"/>
-          <w:sz w:val="24"/>
-        </w:rPr>
-        <w:hyperlink r:id="rId13" w:history="1">
-          <w:r>
-            <w:rPr>
-              <w:rStyle w:val="Hyperlink"/>
-            </w:rPr>
-            <w:t>5B0%5D%5Bfield%5D=inform</w:t>
+            <w:t>%</w:t>
           </w:r>
         </w:hyperlink>
       </w:r>
@@ -2581,7 +2526,7 @@
             <w:rPr>
               <w:rStyle w:val="Hyperlink"/>
             </w:rPr>
-            <w:t>a</w:t>
+            <w:t>5B0%5D%5Bfield%5D=informa</w:t>
           </w:r>
         </w:hyperlink>
       </w:r>
@@ -2632,7 +2577,7 @@
             <w:rPr>
               <w:rStyle w:val="Hyperlink"/>
             </w:rPr>
-            <w:t>ers%5B0%5D%5Bvalues%5D%5B</w:t>
+            <w:t>ers%5B0%5D%5Bvalues%5D%</w:t>
           </w:r>
         </w:hyperlink>
       </w:r>
@@ -2644,7 +2589,7 @@
           <w:color w:val="0000FF"/>
           <w:sz w:val="24"/>
         </w:rPr>
-        <w:t>0</w:t>
+        <w:t>5B0</w:t>
       </w:r>
     </w:p>
     <w:p>
@@ -2835,7 +2780,7 @@
             <w:rPr>
               <w:rStyle w:val="Hyperlink"/>
             </w:rPr>
-            <w:t>filters</w:t>
+            <w:t>filter</w:t>
           </w:r>
         </w:hyperlink>
       </w:r>
@@ -2852,7 +2797,34 @@
             <w:rPr>
               <w:rStyle w:val="Hyperlink"/>
             </w:rPr>
-            <w:t>%</w:t>
+            <w:t>s</w:t>
+          </w:r>
+        </w:hyperlink>
+      </w:r>
+      <w:r>
+        <w:rPr>
+          <w:rFonts w:ascii="Charis SIL Regular" w:hAnsi="Charis SIL Regular" w:eastAsia="Charis SIL Regular"/>
+          <w:b w:val="0"/>
+          <w:i w:val="0"/>
+          <w:color w:val="0000FF"/>
+          <w:sz w:val="24"/>
+        </w:rPr>
+        <w:t>%</w:t>
+      </w:r>
+      <w:r>
+        <w:rPr>
+          <w:rFonts w:ascii="Charis SIL Regular" w:hAnsi="Charis SIL Regular" w:eastAsia="Charis SIL Regular"/>
+          <w:b w:val="0"/>
+          <w:i w:val="0"/>
+          <w:color w:val="0000FF"/>
+          <w:sz w:val="24"/>
+        </w:rPr>
+        <w:hyperlink r:id="rId13" w:history="1">
+          <w:r>
+            <w:rPr>
+              <w:rStyle w:val="Hyperlink"/>
+            </w:rPr>
+            <w:t>5B0%5D%5Bfield%5D=inform</w:t>
           </w:r>
         </w:hyperlink>
       </w:r>
@@ -2869,7 +2841,7 @@
             <w:rPr>
               <w:rStyle w:val="Hyperlink"/>
             </w:rPr>
-            <w:t>5B0%5D%5Bfield%5D=infor</w:t>
+            <w:t>a</w:t>
           </w:r>
         </w:hyperlink>
       </w:r>
@@ -2881,24 +2853,7 @@
           <w:color w:val="0000FF"/>
           <w:sz w:val="24"/>
         </w:rPr>
-        <w:hyperlink r:id="rId13" w:history="1">
-          <w:r>
-            <w:rPr>
-              <w:rStyle w:val="Hyperlink"/>
-            </w:rPr>
-            <w:t>m</w:t>
-          </w:r>
-        </w:hyperlink>
-      </w:r>
-      <w:r>
-        <w:rPr>
-          <w:rFonts w:ascii="Charis SIL Regular" w:hAnsi="Charis SIL Regular" w:eastAsia="Charis SIL Regular"/>
-          <w:b w:val="0"/>
-          <w:i w:val="0"/>
-          <w:color w:val="0000FF"/>
-          <w:sz w:val="24"/>
-        </w:rPr>
-        <w:t>at</w:t>
+        <w:t>t</w:t>
       </w:r>
       <w:r>
         <w:rPr>
@@ -3219,7 +3174,7 @@
           <w:sz w:val="24"/>
           <w:u w:val="single"/>
         </w:rPr>
-        <w:hyperlink r:id="rId14" w:history="1">
+        <w:hyperlink r:id="rId15" w:history="1">
           <w:r>
             <w:rPr>
               <w:rStyle w:val="Hyperlink"/>
@@ -3247,7 +3202,7 @@
           <w:sz w:val="24"/>
           <w:u w:val="single"/>
         </w:rPr>
-        <w:hyperlink r:id="rId15" w:history="1">
+        <w:hyperlink r:id="rId16" w:history="1">
           <w:r>
             <w:rPr>
               <w:rStyle w:val="Hyperlink"/>
@@ -3276,7 +3231,7 @@
           <w:sz w:val="24"/>
           <w:u w:val="single"/>
         </w:rPr>
-        <w:hyperlink r:id="rId15" w:history="1">
+        <w:hyperlink r:id="rId16" w:history="1">
           <w:r>
             <w:rPr>
               <w:rStyle w:val="Hyperlink"/>

--- a/EXPORTS/DOCX/published/niveau3/Dutch/RMO.docx
+++ b/EXPORTS/DOCX/published/niveau3/Dutch/RMO.docx
@@ -765,7 +765,35 @@
           <w:color w:val="000000"/>
           <w:sz w:val="24"/>
         </w:rPr>
-        <w:t xml:space="preserve">museum, haar geschiedenis en de collectie. Ook is het </w:t>
+        <w:t>museum, haar geschiedenis en de</w:t>
+      </w:r>
+      <w:r>
+        <w:rPr>
+          <w:u w:val="single" w:color="0000ff"/>
+          <w:rFonts w:ascii="Charis SIL Regular" w:hAnsi="Charis SIL Regular" w:eastAsia="Charis SIL Regular"/>
+          <w:b w:val="0"/>
+          <w:i w:val="0"/>
+          <w:color w:val="000000"/>
+          <w:sz w:val="24"/>
+        </w:rPr>
+        <w:hyperlink r:id="rId10" w:history="1">
+          <w:r>
+            <w:rPr>
+              <w:rStyle w:val="Hyperlink"/>
+            </w:rPr>
+            <w:t xml:space="preserve"> col</w:t>
+          </w:r>
+        </w:hyperlink>
+      </w:r>
+      <w:r>
+        <w:rPr>
+          <w:rFonts w:ascii="Charis SIL Regular" w:hAnsi="Charis SIL Regular" w:eastAsia="Charis SIL Regular"/>
+          <w:b w:val="0"/>
+          <w:i w:val="0"/>
+          <w:color w:val="000000"/>
+          <w:sz w:val="24"/>
+        </w:rPr>
+        <w:t xml:space="preserve">lectie. Ook is het </w:t>
       </w:r>
       <w:r>
         <w:rPr>
@@ -1896,22 +1924,12 @@
           <w:color w:val="0000FF"/>
           <w:sz w:val="24"/>
         </w:rPr>
-        <w:t>%</w:t>
-      </w:r>
-      <w:r>
-        <w:rPr>
-          <w:rFonts w:ascii="Charis SIL Regular" w:hAnsi="Charis SIL Regular" w:eastAsia="Charis SIL Regular"/>
-          <w:b w:val="0"/>
-          <w:i w:val="0"/>
-          <w:color w:val="0000FF"/>
-          <w:sz w:val="24"/>
-        </w:rPr>
         <w:hyperlink r:id="rId13" w:history="1">
           <w:r>
             <w:rPr>
               <w:rStyle w:val="Hyperlink"/>
             </w:rPr>
-            <w:t>5B0%5D%5Bfield%5D=inform</w:t>
+            <w:t>%</w:t>
           </w:r>
         </w:hyperlink>
       </w:r>
@@ -1928,7 +1946,7 @@
             <w:rPr>
               <w:rStyle w:val="Hyperlink"/>
             </w:rPr>
-            <w:t>a</w:t>
+            <w:t>5B0%5D%5Bfield%5D=informa</w:t>
           </w:r>
         </w:hyperlink>
       </w:r>
@@ -1979,7 +1997,7 @@
             <w:rPr>
               <w:rStyle w:val="Hyperlink"/>
             </w:rPr>
-            <w:t>ers%5B0%5D%5Bvalues%5D%5B</w:t>
+            <w:t>ers%5B0%5D%5Bvalues%5D%5</w:t>
           </w:r>
         </w:hyperlink>
       </w:r>
@@ -1991,7 +2009,7 @@
           <w:color w:val="0000FF"/>
           <w:sz w:val="24"/>
         </w:rPr>
-        <w:t>0</w:t>
+        <w:t>B0</w:t>
       </w:r>
     </w:p>
     <w:p>
@@ -2186,7 +2204,7 @@
             <w:rPr>
               <w:rStyle w:val="Hyperlink"/>
             </w:rPr>
-            <w:t>filter</w:t>
+            <w:t>filters</w:t>
           </w:r>
         </w:hyperlink>
       </w:r>
@@ -2203,34 +2221,7 @@
             <w:rPr>
               <w:rStyle w:val="Hyperlink"/>
             </w:rPr>
-            <w:t>s</w:t>
-          </w:r>
-        </w:hyperlink>
-      </w:r>
-      <w:r>
-        <w:rPr>
-          <w:rFonts w:ascii="Charis SIL Regular" w:hAnsi="Charis SIL Regular" w:eastAsia="Charis SIL Regular"/>
-          <w:b w:val="0"/>
-          <w:i w:val="0"/>
-          <w:color w:val="0000FF"/>
-          <w:sz w:val="24"/>
-        </w:rPr>
-        <w:t>%</w:t>
-      </w:r>
-      <w:r>
-        <w:rPr>
-          <w:rFonts w:ascii="Charis SIL Regular" w:hAnsi="Charis SIL Regular" w:eastAsia="Charis SIL Regular"/>
-          <w:b w:val="0"/>
-          <w:i w:val="0"/>
-          <w:color w:val="0000FF"/>
-          <w:sz w:val="24"/>
-        </w:rPr>
-        <w:hyperlink r:id="rId13" w:history="1">
-          <w:r>
-            <w:rPr>
-              <w:rStyle w:val="Hyperlink"/>
-            </w:rPr>
-            <w:t>5B0%5D%5Bfield%5D=inform</w:t>
+            <w:t>%</w:t>
           </w:r>
         </w:hyperlink>
       </w:r>
@@ -2247,7 +2238,7 @@
             <w:rPr>
               <w:rStyle w:val="Hyperlink"/>
             </w:rPr>
-            <w:t>a</w:t>
+            <w:t>5B0%5D%5Bfield%5D=informa</w:t>
           </w:r>
         </w:hyperlink>
       </w:r>
@@ -2298,7 +2289,7 @@
             <w:rPr>
               <w:rStyle w:val="Hyperlink"/>
             </w:rPr>
-            <w:t>ers%5B0%5D%5Bvalues%5D%5B</w:t>
+            <w:t>ers%5B0%5D%5Bvalues%5D%</w:t>
           </w:r>
         </w:hyperlink>
       </w:r>
@@ -2310,7 +2301,7 @@
           <w:color w:val="0000FF"/>
           <w:sz w:val="24"/>
         </w:rPr>
-        <w:t>0</w:t>
+        <w:t>5B0</w:t>
       </w:r>
     </w:p>
     <w:p>
@@ -3174,7 +3165,7 @@
           <w:sz w:val="24"/>
           <w:u w:val="single"/>
         </w:rPr>
-        <w:hyperlink r:id="rId15" w:history="1">
+        <w:hyperlink r:id="rId14" w:history="1">
           <w:r>
             <w:rPr>
               <w:rStyle w:val="Hyperlink"/>
@@ -3202,7 +3193,7 @@
           <w:sz w:val="24"/>
           <w:u w:val="single"/>
         </w:rPr>
-        <w:hyperlink r:id="rId16" w:history="1">
+        <w:hyperlink r:id="rId14" w:history="1">
           <w:r>
             <w:rPr>
               <w:rStyle w:val="Hyperlink"/>
@@ -3231,7 +3222,7 @@
           <w:sz w:val="24"/>
           <w:u w:val="single"/>
         </w:rPr>
-        <w:hyperlink r:id="rId16" w:history="1">
+        <w:hyperlink r:id="rId15" w:history="1">
           <w:r>
             <w:rPr>
               <w:rStyle w:val="Hyperlink"/>

--- a/EXPORTS/DOCX/published/niveau3/Dutch/RMO.docx
+++ b/EXPORTS/DOCX/published/niveau3/Dutch/RMO.docx
@@ -765,35 +765,7 @@
           <w:color w:val="000000"/>
           <w:sz w:val="24"/>
         </w:rPr>
-        <w:t>museum, haar geschiedenis en de</w:t>
-      </w:r>
-      <w:r>
-        <w:rPr>
-          <w:u w:val="single" w:color="0000ff"/>
-          <w:rFonts w:ascii="Charis SIL Regular" w:hAnsi="Charis SIL Regular" w:eastAsia="Charis SIL Regular"/>
-          <w:b w:val="0"/>
-          <w:i w:val="0"/>
-          <w:color w:val="000000"/>
-          <w:sz w:val="24"/>
-        </w:rPr>
-        <w:hyperlink r:id="rId10" w:history="1">
-          <w:r>
-            <w:rPr>
-              <w:rStyle w:val="Hyperlink"/>
-            </w:rPr>
-            <w:t xml:space="preserve"> col</w:t>
-          </w:r>
-        </w:hyperlink>
-      </w:r>
-      <w:r>
-        <w:rPr>
-          <w:rFonts w:ascii="Charis SIL Regular" w:hAnsi="Charis SIL Regular" w:eastAsia="Charis SIL Regular"/>
-          <w:b w:val="0"/>
-          <w:i w:val="0"/>
-          <w:color w:val="000000"/>
-          <w:sz w:val="24"/>
-        </w:rPr>
-        <w:t xml:space="preserve">lectie. Ook is het </w:t>
+        <w:t xml:space="preserve">museum, haar geschiedenis en de collectie. Ook is het </w:t>
       </w:r>
       <w:r>
         <w:rPr>
@@ -1924,12 +1896,22 @@
           <w:color w:val="0000FF"/>
           <w:sz w:val="24"/>
         </w:rPr>
+        <w:t>%</w:t>
+      </w:r>
+      <w:r>
+        <w:rPr>
+          <w:rFonts w:ascii="Charis SIL Regular" w:hAnsi="Charis SIL Regular" w:eastAsia="Charis SIL Regular"/>
+          <w:b w:val="0"/>
+          <w:i w:val="0"/>
+          <w:color w:val="0000FF"/>
+          <w:sz w:val="24"/>
+        </w:rPr>
         <w:hyperlink r:id="rId13" w:history="1">
           <w:r>
             <w:rPr>
               <w:rStyle w:val="Hyperlink"/>
             </w:rPr>
-            <w:t>%</w:t>
+            <w:t>5B0%5D%5Bfield%5D=inform</w:t>
           </w:r>
         </w:hyperlink>
       </w:r>
@@ -1946,7 +1928,34 @@
             <w:rPr>
               <w:rStyle w:val="Hyperlink"/>
             </w:rPr>
-            <w:t>5B0%5D%5Bfield%5D=informa</w:t>
+            <w:t>a</w:t>
+          </w:r>
+        </w:hyperlink>
+      </w:r>
+      <w:r>
+        <w:rPr>
+          <w:rFonts w:ascii="Charis SIL Regular" w:hAnsi="Charis SIL Regular" w:eastAsia="Charis SIL Regular"/>
+          <w:b w:val="0"/>
+          <w:i w:val="0"/>
+          <w:color w:val="0000FF"/>
+          <w:sz w:val="24"/>
+        </w:rPr>
+        <w:t>t</w:t>
+      </w:r>
+      <w:r>
+        <w:rPr>
+          <w:rFonts w:ascii="Charis SIL Regular" w:hAnsi="Charis SIL Regular" w:eastAsia="Charis SIL Regular"/>
+          <w:b w:val="0"/>
+          <w:i w:val="0"/>
+          <w:color w:val="0000FF"/>
+          <w:sz w:val="24"/>
+        </w:rPr>
+        <w:hyperlink r:id="rId13" w:history="1">
+          <w:r>
+            <w:rPr>
+              <w:rStyle w:val="Hyperlink"/>
+            </w:rPr>
+            <w:t>ion_type&amp;fil</w:t>
           </w:r>
         </w:hyperlink>
       </w:r>
@@ -1980,36 +1989,9 @@
             <w:rPr>
               <w:rStyle w:val="Hyperlink"/>
             </w:rPr>
-            <w:t>ion_type&amp;filt</w:t>
+            <w:t>ers%5B0%5D%5Bvalues%5D%5B0</w:t>
           </w:r>
         </w:hyperlink>
-      </w:r>
-      <w:r>
-        <w:rPr>
-          <w:rFonts w:ascii="Charis SIL Regular" w:hAnsi="Charis SIL Regular" w:eastAsia="Charis SIL Regular"/>
-          <w:b w:val="0"/>
-          <w:i w:val="0"/>
-          <w:color w:val="0000FF"/>
-          <w:sz w:val="24"/>
-        </w:rPr>
-        <w:hyperlink r:id="rId13" w:history="1">
-          <w:r>
-            <w:rPr>
-              <w:rStyle w:val="Hyperlink"/>
-            </w:rPr>
-            <w:t>ers%5B0%5D%5Bvalues%5D%5</w:t>
-          </w:r>
-        </w:hyperlink>
-      </w:r>
-      <w:r>
-        <w:rPr>
-          <w:rFonts w:ascii="Charis SIL Regular" w:hAnsi="Charis SIL Regular" w:eastAsia="Charis SIL Regular"/>
-          <w:b w:val="0"/>
-          <w:i w:val="0"/>
-          <w:color w:val="0000FF"/>
-          <w:sz w:val="24"/>
-        </w:rPr>
-        <w:t>B0</w:t>
       </w:r>
     </w:p>
     <w:p>
@@ -2204,7 +2186,7 @@
             <w:rPr>
               <w:rStyle w:val="Hyperlink"/>
             </w:rPr>
-            <w:t>filters</w:t>
+            <w:t>filter</w:t>
           </w:r>
         </w:hyperlink>
       </w:r>
@@ -2221,7 +2203,34 @@
             <w:rPr>
               <w:rStyle w:val="Hyperlink"/>
             </w:rPr>
-            <w:t>%</w:t>
+            <w:t>s</w:t>
+          </w:r>
+        </w:hyperlink>
+      </w:r>
+      <w:r>
+        <w:rPr>
+          <w:rFonts w:ascii="Charis SIL Regular" w:hAnsi="Charis SIL Regular" w:eastAsia="Charis SIL Regular"/>
+          <w:b w:val="0"/>
+          <w:i w:val="0"/>
+          <w:color w:val="0000FF"/>
+          <w:sz w:val="24"/>
+        </w:rPr>
+        <w:t>%</w:t>
+      </w:r>
+      <w:r>
+        <w:rPr>
+          <w:rFonts w:ascii="Charis SIL Regular" w:hAnsi="Charis SIL Regular" w:eastAsia="Charis SIL Regular"/>
+          <w:b w:val="0"/>
+          <w:i w:val="0"/>
+          <w:color w:val="0000FF"/>
+          <w:sz w:val="24"/>
+        </w:rPr>
+        <w:hyperlink r:id="rId13" w:history="1">
+          <w:r>
+            <w:rPr>
+              <w:rStyle w:val="Hyperlink"/>
+            </w:rPr>
+            <w:t>5B0%5D%5Bfield%5D=inform</w:t>
           </w:r>
         </w:hyperlink>
       </w:r>
@@ -2238,7 +2247,34 @@
             <w:rPr>
               <w:rStyle w:val="Hyperlink"/>
             </w:rPr>
-            <w:t>5B0%5D%5Bfield%5D=informa</w:t>
+            <w:t>a</w:t>
+          </w:r>
+        </w:hyperlink>
+      </w:r>
+      <w:r>
+        <w:rPr>
+          <w:rFonts w:ascii="Charis SIL Regular" w:hAnsi="Charis SIL Regular" w:eastAsia="Charis SIL Regular"/>
+          <w:b w:val="0"/>
+          <w:i w:val="0"/>
+          <w:color w:val="0000FF"/>
+          <w:sz w:val="24"/>
+        </w:rPr>
+        <w:t>t</w:t>
+      </w:r>
+      <w:r>
+        <w:rPr>
+          <w:rFonts w:ascii="Charis SIL Regular" w:hAnsi="Charis SIL Regular" w:eastAsia="Charis SIL Regular"/>
+          <w:b w:val="0"/>
+          <w:i w:val="0"/>
+          <w:color w:val="0000FF"/>
+          <w:sz w:val="24"/>
+        </w:rPr>
+        <w:hyperlink r:id="rId13" w:history="1">
+          <w:r>
+            <w:rPr>
+              <w:rStyle w:val="Hyperlink"/>
+            </w:rPr>
+            <w:t>ion_type&amp;fil</w:t>
           </w:r>
         </w:hyperlink>
       </w:r>
@@ -2272,36 +2308,9 @@
             <w:rPr>
               <w:rStyle w:val="Hyperlink"/>
             </w:rPr>
-            <w:t>ion_type&amp;filt</w:t>
+            <w:t>ers%5B0%5D%5Bvalues%5D%5B0</w:t>
           </w:r>
         </w:hyperlink>
-      </w:r>
-      <w:r>
-        <w:rPr>
-          <w:rFonts w:ascii="Charis SIL Regular" w:hAnsi="Charis SIL Regular" w:eastAsia="Charis SIL Regular"/>
-          <w:b w:val="0"/>
-          <w:i w:val="0"/>
-          <w:color w:val="0000FF"/>
-          <w:sz w:val="24"/>
-        </w:rPr>
-        <w:hyperlink r:id="rId13" w:history="1">
-          <w:r>
-            <w:rPr>
-              <w:rStyle w:val="Hyperlink"/>
-            </w:rPr>
-            <w:t>ers%5B0%5D%5Bvalues%5D%</w:t>
-          </w:r>
-        </w:hyperlink>
-      </w:r>
-      <w:r>
-        <w:rPr>
-          <w:rFonts w:ascii="Charis SIL Regular" w:hAnsi="Charis SIL Regular" w:eastAsia="Charis SIL Regular"/>
-          <w:b w:val="0"/>
-          <w:i w:val="0"/>
-          <w:color w:val="0000FF"/>
-          <w:sz w:val="24"/>
-        </w:rPr>
-        <w:t>5B0</w:t>
       </w:r>
     </w:p>
     <w:p>
@@ -2483,7 +2492,7 @@
             <w:rPr>
               <w:rStyle w:val="Hyperlink"/>
             </w:rPr>
-            <w:t>filters</w:t>
+            <w:t>filter</w:t>
           </w:r>
         </w:hyperlink>
       </w:r>
@@ -2500,7 +2509,34 @@
             <w:rPr>
               <w:rStyle w:val="Hyperlink"/>
             </w:rPr>
-            <w:t>%</w:t>
+            <w:t>s</w:t>
+          </w:r>
+        </w:hyperlink>
+      </w:r>
+      <w:r>
+        <w:rPr>
+          <w:rFonts w:ascii="Charis SIL Regular" w:hAnsi="Charis SIL Regular" w:eastAsia="Charis SIL Regular"/>
+          <w:b w:val="0"/>
+          <w:i w:val="0"/>
+          <w:color w:val="0000FF"/>
+          <w:sz w:val="24"/>
+        </w:rPr>
+        <w:t>%</w:t>
+      </w:r>
+      <w:r>
+        <w:rPr>
+          <w:rFonts w:ascii="Charis SIL Regular" w:hAnsi="Charis SIL Regular" w:eastAsia="Charis SIL Regular"/>
+          <w:b w:val="0"/>
+          <w:i w:val="0"/>
+          <w:color w:val="0000FF"/>
+          <w:sz w:val="24"/>
+        </w:rPr>
+        <w:hyperlink r:id="rId13" w:history="1">
+          <w:r>
+            <w:rPr>
+              <w:rStyle w:val="Hyperlink"/>
+            </w:rPr>
+            <w:t>5B0%5D%5Bfield%5D=inform</w:t>
           </w:r>
         </w:hyperlink>
       </w:r>
@@ -2517,7 +2553,34 @@
             <w:rPr>
               <w:rStyle w:val="Hyperlink"/>
             </w:rPr>
-            <w:t>5B0%5D%5Bfield%5D=informa</w:t>
+            <w:t>a</w:t>
+          </w:r>
+        </w:hyperlink>
+      </w:r>
+      <w:r>
+        <w:rPr>
+          <w:rFonts w:ascii="Charis SIL Regular" w:hAnsi="Charis SIL Regular" w:eastAsia="Charis SIL Regular"/>
+          <w:b w:val="0"/>
+          <w:i w:val="0"/>
+          <w:color w:val="0000FF"/>
+          <w:sz w:val="24"/>
+        </w:rPr>
+        <w:t>t</w:t>
+      </w:r>
+      <w:r>
+        <w:rPr>
+          <w:rFonts w:ascii="Charis SIL Regular" w:hAnsi="Charis SIL Regular" w:eastAsia="Charis SIL Regular"/>
+          <w:b w:val="0"/>
+          <w:i w:val="0"/>
+          <w:color w:val="0000FF"/>
+          <w:sz w:val="24"/>
+        </w:rPr>
+        <w:hyperlink r:id="rId13" w:history="1">
+          <w:r>
+            <w:rPr>
+              <w:rStyle w:val="Hyperlink"/>
+            </w:rPr>
+            <w:t>ion_type&amp;fil</w:t>
           </w:r>
         </w:hyperlink>
       </w:r>
@@ -2551,36 +2614,9 @@
             <w:rPr>
               <w:rStyle w:val="Hyperlink"/>
             </w:rPr>
-            <w:t>ion_type&amp;filt</w:t>
+            <w:t>ers%5B0%5D%5Bvalues%5D%5B0</w:t>
           </w:r>
         </w:hyperlink>
-      </w:r>
-      <w:r>
-        <w:rPr>
-          <w:rFonts w:ascii="Charis SIL Regular" w:hAnsi="Charis SIL Regular" w:eastAsia="Charis SIL Regular"/>
-          <w:b w:val="0"/>
-          <w:i w:val="0"/>
-          <w:color w:val="0000FF"/>
-          <w:sz w:val="24"/>
-        </w:rPr>
-        <w:hyperlink r:id="rId13" w:history="1">
-          <w:r>
-            <w:rPr>
-              <w:rStyle w:val="Hyperlink"/>
-            </w:rPr>
-            <w:t>ers%5B0%5D%5Bvalues%5D%</w:t>
-          </w:r>
-        </w:hyperlink>
-      </w:r>
-      <w:r>
-        <w:rPr>
-          <w:rFonts w:ascii="Charis SIL Regular" w:hAnsi="Charis SIL Regular" w:eastAsia="Charis SIL Regular"/>
-          <w:b w:val="0"/>
-          <w:i w:val="0"/>
-          <w:color w:val="0000FF"/>
-          <w:sz w:val="24"/>
-        </w:rPr>
-        <w:t>5B0</w:t>
       </w:r>
     </w:p>
     <w:p>
@@ -3118,7 +3154,7 @@
           <w:sz w:val="24"/>
           <w:u w:val="single"/>
         </w:rPr>
-        <w:hyperlink r:id="rId14" w:history="1">
+        <w:hyperlink r:id="rId15" w:history="1">
           <w:r>
             <w:rPr>
               <w:rStyle w:val="Hyperlink"/>
@@ -3176,13 +3212,21 @@
       </w:r>
       <w:r>
         <w:rPr>
+          <w:u w:val="single" w:color="0000ff"/>
           <w:rFonts w:ascii="Charis SIL Regular" w:hAnsi="Charis SIL Regular" w:eastAsia="Charis SIL Regular"/>
           <w:b w:val="0"/>
           <w:i w:val="0"/>
           <w:color w:val="000000"/>
           <w:sz w:val="24"/>
         </w:rPr>
-        <w:t xml:space="preserve">, </w:t>
+        <w:hyperlink r:id="rId14" w:history="1">
+          <w:r>
+            <w:rPr>
+              <w:rStyle w:val="Hyperlink"/>
+            </w:rPr>
+            <w:t xml:space="preserve">, </w:t>
+          </w:r>
+        </w:hyperlink>
       </w:r>
       <w:r>
         <w:rPr>
@@ -3222,7 +3266,7 @@
           <w:sz w:val="24"/>
           <w:u w:val="single"/>
         </w:rPr>
-        <w:hyperlink r:id="rId15" w:history="1">
+        <w:hyperlink r:id="rId14" w:history="1">
           <w:r>
             <w:rPr>
               <w:rStyle w:val="Hyperlink"/>
